--- a/app/templates/template.docx
+++ b/app/templates/template.docx
@@ -35,7 +35,7 @@
           <v:shape id="_x0000_s2051" type="#_x0000_t75" style="position:absolute;margin-left:164.35pt;margin-top:-6.45pt;width:78.8pt;height:90pt;z-index:251661312;mso-position-horizontal-relative:text;mso-position-vertical-relative:text" fillcolor="window">
             <v:imagedata r:id="rId6" o:title=""/>
           </v:shape>
-          <o:OLEObject Type="Embed" ProgID="PBrush" ShapeID="_x0000_s2051" DrawAspect="Content" ObjectID="_1836418885" r:id="rId7"/>
+          <o:OLEObject Type="Embed" ProgID="PBrush" ShapeID="_x0000_s2051" DrawAspect="Content" ObjectID="_1837070418" r:id="rId7"/>
         </w:object>
       </w:r>
     </w:p>
@@ -334,7 +334,7 @@
           <w:p>
             <w:pPr>
               <w:rPr>
-                <w:rFonts w:asciiTheme="minorBidi" w:hAnsiTheme="minorBidi" w:hint="cs"/>
+                <w:rFonts w:asciiTheme="minorBidi" w:hAnsiTheme="minorBidi"/>
                 <w:sz w:val="36"/>
                 <w:szCs w:val="36"/>
                 <w:cs/>
@@ -1099,13 +1099,17 @@
     </w:tbl>
     <w:p>
       <w:pPr>
+        <w:tabs>
+          <w:tab w:val="left" w:pos="8436"/>
+          <w:tab w:val="right" w:pos="8789"/>
+        </w:tabs>
         <w:spacing w:line="480" w:lineRule="auto"/>
         <w:jc w:val="thaiDistribute"/>
         <w:rPr>
-          <w:rFonts w:ascii="TH SarabunPSK" w:hAnsi="TH SarabunPSK" w:cs="TH SarabunPSK"/>
-          <w:sz w:val="36"/>
-          <w:szCs w:val="36"/>
-          <w:u w:val="dotted"/>
+          <w:sz w:val="36"/>
+          <w:szCs w:val="36"/>
+          <w:u w:val="dotted"/>
+          <w:cs/>
         </w:rPr>
       </w:pPr>
       <w:r>
@@ -1133,444 +1137,80 @@
           <w:szCs w:val="36"/>
           <w:u w:val="dotted"/>
           <w:cs/>
-        </w:rPr>
-        <w:tab/>
-      </w:r>
-      <w:r>
-        <w:rPr>
-          <w:sz w:val="36"/>
-          <w:szCs w:val="36"/>
-          <w:u w:val="dotted"/>
-          <w:cs/>
-        </w:rPr>
-        <w:tab/>
-      </w:r>
-      <w:r>
-        <w:rPr>
-          <w:sz w:val="36"/>
-          <w:szCs w:val="36"/>
-          <w:u w:val="dotted"/>
-          <w:cs/>
-        </w:rPr>
-        <w:tab/>
-      </w:r>
-      <w:r>
-        <w:rPr>
-          <w:sz w:val="36"/>
-          <w:szCs w:val="36"/>
-          <w:u w:val="dotted"/>
-          <w:cs/>
-        </w:rPr>
-        <w:tab/>
-      </w:r>
-      <w:r>
-        <w:rPr>
-          <w:sz w:val="36"/>
-          <w:szCs w:val="36"/>
-          <w:u w:val="dotted"/>
-          <w:cs/>
-        </w:rPr>
-        <w:tab/>
-      </w:r>
-      <w:r>
-        <w:rPr>
-          <w:sz w:val="36"/>
-          <w:szCs w:val="36"/>
-          <w:u w:val="dotted"/>
-          <w:cs/>
-        </w:rPr>
-        <w:tab/>
-      </w:r>
-      <w:r>
-        <w:rPr>
-          <w:sz w:val="36"/>
-          <w:szCs w:val="36"/>
-          <w:u w:val="dotted"/>
-          <w:cs/>
-        </w:rPr>
-        <w:tab/>
-      </w:r>
-      <w:r>
-        <w:rPr>
-          <w:sz w:val="36"/>
-          <w:szCs w:val="36"/>
-          <w:u w:val="dotted"/>
-          <w:cs/>
-        </w:rPr>
-        <w:tab/>
-      </w:r>
-      <w:r>
-        <w:rPr>
-          <w:sz w:val="36"/>
-          <w:szCs w:val="36"/>
-          <w:u w:val="dotted"/>
-          <w:cs/>
-        </w:rPr>
-        <w:tab/>
-      </w:r>
-      <w:r>
-        <w:rPr>
-          <w:sz w:val="36"/>
-          <w:szCs w:val="36"/>
-          <w:u w:val="dotted"/>
-          <w:cs/>
-        </w:rPr>
-        <w:tab/>
-      </w:r>
-      <w:r>
-        <w:rPr>
-          <w:sz w:val="36"/>
-          <w:szCs w:val="36"/>
-          <w:u w:val="dotted"/>
-          <w:cs/>
-        </w:rPr>
-        <w:tab/>
-      </w:r>
-      <w:r>
-        <w:rPr>
-          <w:sz w:val="36"/>
-          <w:szCs w:val="36"/>
-          <w:u w:val="dotted"/>
-          <w:cs/>
-        </w:rPr>
-        <w:tab/>
-      </w:r>
-      <w:r>
-        <w:rPr>
-          <w:rFonts w:ascii="TH SarabunPSK" w:hAnsi="TH SarabunPSK" w:cs="TH SarabunPSK"/>
-          <w:sz w:val="36"/>
-          <w:szCs w:val="36"/>
-          <w:u w:val="dotted"/>
-        </w:rPr>
-        <w:t xml:space="preserve">{{ </w:t>
-      </w:r>
-      <w:proofErr w:type="spellStart"/>
-      <w:r>
-        <w:rPr>
-          <w:rFonts w:ascii="TH SarabunPSK" w:hAnsi="TH SarabunPSK" w:cs="TH SarabunPSK"/>
-          <w:sz w:val="36"/>
-          <w:szCs w:val="36"/>
-          <w:u w:val="dotted"/>
-        </w:rPr>
-        <w:t>event_date</w:t>
-      </w:r>
-      <w:proofErr w:type="spellEnd"/>
-      <w:r>
-        <w:rPr>
-          <w:rFonts w:ascii="TH SarabunPSK" w:hAnsi="TH SarabunPSK" w:cs="TH SarabunPSK"/>
-          <w:sz w:val="36"/>
-          <w:szCs w:val="36"/>
-          <w:u w:val="dotted"/>
-        </w:rPr>
-        <w:t xml:space="preserve"> }}</w:t>
-      </w:r>
-      <w:r>
-        <w:rPr>
-          <w:rFonts w:ascii="TH SarabunPSK" w:hAnsi="TH SarabunPSK" w:cs="TH SarabunPSK"/>
-          <w:sz w:val="36"/>
-          <w:szCs w:val="36"/>
-          <w:u w:val="dotted"/>
-        </w:rPr>
-        <w:tab/>
-      </w:r>
-      <w:r>
-        <w:rPr>
-          <w:rFonts w:ascii="TH SarabunPSK" w:hAnsi="TH SarabunPSK" w:cs="TH SarabunPSK"/>
-          <w:sz w:val="36"/>
-          <w:szCs w:val="36"/>
-          <w:u w:val="dotted"/>
-        </w:rPr>
-        <w:t xml:space="preserve">{{ </w:t>
-      </w:r>
-      <w:proofErr w:type="spellStart"/>
-      <w:r>
-        <w:rPr>
-          <w:rFonts w:ascii="TH SarabunPSK" w:hAnsi="TH SarabunPSK" w:cs="TH SarabunPSK"/>
-          <w:sz w:val="36"/>
-          <w:szCs w:val="36"/>
-          <w:u w:val="dotted"/>
-        </w:rPr>
-        <w:t>fact_summary</w:t>
-      </w:r>
-      <w:proofErr w:type="spellEnd"/>
-      <w:r>
-        <w:rPr>
-          <w:rFonts w:ascii="TH SarabunPSK" w:hAnsi="TH SarabunPSK" w:cs="TH SarabunPSK"/>
-          <w:sz w:val="36"/>
-          <w:szCs w:val="36"/>
-          <w:u w:val="dotted"/>
-        </w:rPr>
-        <w:t>}}</w:t>
-      </w:r>
-      <w:r>
-        <w:rPr>
-          <w:rFonts w:ascii="TH SarabunPSK" w:hAnsi="TH SarabunPSK" w:cs="TH SarabunPSK"/>
-          <w:sz w:val="36"/>
-          <w:szCs w:val="36"/>
-          <w:u w:val="dotted"/>
-        </w:rPr>
-        <w:tab/>
-      </w:r>
-      <w:r>
-        <w:rPr>
-          <w:rFonts w:ascii="TH SarabunPSK" w:hAnsi="TH SarabunPSK" w:cs="TH SarabunPSK"/>
-          <w:sz w:val="36"/>
-          <w:szCs w:val="36"/>
-          <w:u w:val="dotted"/>
-        </w:rPr>
-        <w:tab/>
-      </w:r>
-      <w:r>
-        <w:rPr>
-          <w:rFonts w:ascii="TH SarabunPSK" w:hAnsi="TH SarabunPSK" w:cs="TH SarabunPSK"/>
-          <w:sz w:val="36"/>
-          <w:szCs w:val="36"/>
-          <w:u w:val="dotted"/>
-        </w:rPr>
-        <w:tab/>
-      </w:r>
-      <w:r>
-        <w:rPr>
-          <w:rFonts w:ascii="TH SarabunPSK" w:hAnsi="TH SarabunPSK" w:cs="TH SarabunPSK"/>
-          <w:sz w:val="36"/>
-          <w:szCs w:val="36"/>
-          <w:u w:val="dotted"/>
-        </w:rPr>
-        <w:tab/>
-      </w:r>
-      <w:r>
-        <w:rPr>
-          <w:rFonts w:ascii="TH SarabunPSK" w:hAnsi="TH SarabunPSK" w:cs="TH SarabunPSK"/>
-          <w:sz w:val="36"/>
-          <w:szCs w:val="36"/>
-          <w:u w:val="dotted"/>
-        </w:rPr>
-        <w:tab/>
-      </w:r>
-      <w:r>
-        <w:rPr>
-          <w:rFonts w:ascii="TH SarabunPSK" w:hAnsi="TH SarabunPSK" w:cs="TH SarabunPSK"/>
-          <w:sz w:val="36"/>
-          <w:szCs w:val="36"/>
-          <w:u w:val="dotted"/>
-        </w:rPr>
-        <w:tab/>
-      </w:r>
-      <w:r>
-        <w:rPr>
-          <w:rFonts w:ascii="TH SarabunPSK" w:hAnsi="TH SarabunPSK" w:cs="TH SarabunPSK"/>
-          <w:sz w:val="36"/>
-          <w:szCs w:val="36"/>
-          <w:u w:val="dotted"/>
-        </w:rPr>
-        <w:tab/>
-      </w:r>
-      <w:r>
-        <w:rPr>
-          <w:rFonts w:ascii="TH SarabunPSK" w:hAnsi="TH SarabunPSK" w:cs="TH SarabunPSK"/>
-          <w:sz w:val="36"/>
-          <w:szCs w:val="36"/>
-          <w:u w:val="dotted"/>
-        </w:rPr>
-        <w:t xml:space="preserve">{{ </w:t>
-      </w:r>
-      <w:proofErr w:type="spellStart"/>
-      <w:r>
-        <w:rPr>
-          <w:rFonts w:ascii="TH SarabunPSK" w:hAnsi="TH SarabunPSK" w:cs="TH SarabunPSK"/>
-          <w:sz w:val="36"/>
-          <w:szCs w:val="36"/>
-          <w:u w:val="dotted"/>
-        </w:rPr>
-        <w:t>legal_basis</w:t>
-      </w:r>
-      <w:proofErr w:type="spellEnd"/>
-      <w:r>
-        <w:rPr>
-          <w:rFonts w:ascii="TH SarabunPSK" w:hAnsi="TH SarabunPSK" w:cs="TH SarabunPSK"/>
-          <w:sz w:val="36"/>
-          <w:szCs w:val="36"/>
-          <w:u w:val="dotted"/>
-        </w:rPr>
-        <w:t xml:space="preserve"> }}</w:t>
-      </w:r>
-      <w:r>
-        <w:rPr>
-          <w:rFonts w:ascii="TH SarabunPSK" w:hAnsi="TH SarabunPSK" w:cs="TH SarabunPSK"/>
-          <w:sz w:val="36"/>
-          <w:szCs w:val="36"/>
-          <w:u w:val="dotted"/>
-        </w:rPr>
-        <w:tab/>
-      </w:r>
-      <w:r>
-        <w:rPr>
-          <w:rFonts w:ascii="TH SarabunPSK" w:hAnsi="TH SarabunPSK" w:cs="TH SarabunPSK"/>
-          <w:sz w:val="36"/>
-          <w:szCs w:val="36"/>
-          <w:u w:val="dotted"/>
-        </w:rPr>
-        <w:tab/>
-      </w:r>
-      <w:r>
-        <w:rPr>
-          <w:rFonts w:ascii="TH SarabunPSK" w:hAnsi="TH SarabunPSK" w:cs="TH SarabunPSK"/>
-          <w:sz w:val="36"/>
-          <w:szCs w:val="36"/>
-          <w:u w:val="dotted"/>
-        </w:rPr>
-        <w:tab/>
-      </w:r>
-      <w:r>
-        <w:rPr>
-          <w:rFonts w:ascii="TH SarabunPSK" w:hAnsi="TH SarabunPSK" w:cs="TH SarabunPSK"/>
-          <w:sz w:val="36"/>
-          <w:szCs w:val="36"/>
-          <w:u w:val="dotted"/>
-        </w:rPr>
-        <w:tab/>
-      </w:r>
-      <w:r>
-        <w:rPr>
-          <w:rFonts w:ascii="TH SarabunPSK" w:hAnsi="TH SarabunPSK" w:cs="TH SarabunPSK"/>
-          <w:sz w:val="36"/>
-          <w:szCs w:val="36"/>
-          <w:u w:val="dotted"/>
-        </w:rPr>
-        <w:tab/>
-      </w:r>
-      <w:r>
-        <w:rPr>
-          <w:rFonts w:ascii="TH SarabunPSK" w:hAnsi="TH SarabunPSK" w:cs="TH SarabunPSK"/>
-          <w:sz w:val="36"/>
-          <w:szCs w:val="36"/>
-          <w:u w:val="dotted"/>
-        </w:rPr>
-        <w:tab/>
-      </w:r>
-      <w:r>
-        <w:rPr>
-          <w:rFonts w:ascii="TH SarabunPSK" w:hAnsi="TH SarabunPSK" w:cs="TH SarabunPSK"/>
-          <w:sz w:val="36"/>
-          <w:szCs w:val="36"/>
-          <w:u w:val="dotted"/>
-        </w:rPr>
-        <w:tab/>
-      </w:r>
-      <w:r>
-        <w:rPr>
-          <w:rFonts w:ascii="TH SarabunPSK" w:hAnsi="TH SarabunPSK" w:cs="TH SarabunPSK"/>
-          <w:sz w:val="36"/>
-          <w:szCs w:val="36"/>
-          <w:u w:val="dotted"/>
-        </w:rPr>
-        <w:tab/>
-      </w:r>
-      <w:r>
-        <w:rPr>
-          <w:rFonts w:ascii="TH SarabunPSK" w:hAnsi="TH SarabunPSK" w:cs="TH SarabunPSK"/>
-          <w:sz w:val="36"/>
-          <w:szCs w:val="36"/>
-          <w:u w:val="dotted"/>
-        </w:rPr>
-        <w:tab/>
-      </w:r>
-      <w:r>
-        <w:rPr>
-          <w:rFonts w:ascii="TH SarabunPSK" w:hAnsi="TH SarabunPSK" w:cs="TH SarabunPSK"/>
-          <w:sz w:val="36"/>
-          <w:szCs w:val="36"/>
-          <w:u w:val="dotted"/>
-        </w:rPr>
-        <w:tab/>
-      </w:r>
-      <w:r>
-        <w:rPr>
-          <w:rFonts w:ascii="TH SarabunPSK" w:hAnsi="TH SarabunPSK" w:cs="TH SarabunPSK"/>
-          <w:sz w:val="36"/>
-          <w:szCs w:val="36"/>
-          <w:u w:val="dotted"/>
-        </w:rPr>
-        <w:t>{{ prosecutor_opinion }}</w:t>
-      </w:r>
-      <w:r>
-        <w:rPr>
-          <w:rFonts w:ascii="TH SarabunPSK" w:hAnsi="TH SarabunPSK" w:cs="TH SarabunPSK"/>
-          <w:sz w:val="36"/>
-          <w:szCs w:val="36"/>
-          <w:u w:val="dotted"/>
-        </w:rPr>
-        <w:tab/>
-      </w:r>
-      <w:r>
-        <w:rPr>
-          <w:rFonts w:ascii="TH SarabunPSK" w:hAnsi="TH SarabunPSK" w:cs="TH SarabunPSK"/>
-          <w:sz w:val="36"/>
-          <w:szCs w:val="36"/>
-          <w:u w:val="dotted"/>
-        </w:rPr>
-        <w:tab/>
-      </w:r>
-      <w:r>
-        <w:rPr>
-          <w:rFonts w:ascii="TH SarabunPSK" w:hAnsi="TH SarabunPSK" w:cs="TH SarabunPSK"/>
-          <w:sz w:val="36"/>
-          <w:szCs w:val="36"/>
-          <w:u w:val="dotted"/>
-        </w:rPr>
-        <w:tab/>
-      </w:r>
-      <w:r>
-        <w:rPr>
-          <w:rFonts w:ascii="TH SarabunPSK" w:hAnsi="TH SarabunPSK" w:cs="TH SarabunPSK"/>
-          <w:sz w:val="36"/>
-          <w:szCs w:val="36"/>
-          <w:u w:val="dotted"/>
-        </w:rPr>
-        <w:tab/>
-      </w:r>
-      <w:r>
-        <w:rPr>
-          <w:rFonts w:ascii="TH SarabunPSK" w:hAnsi="TH SarabunPSK" w:cs="TH SarabunPSK"/>
-          <w:sz w:val="36"/>
-          <w:szCs w:val="36"/>
-          <w:u w:val="dotted"/>
-        </w:rPr>
-        <w:tab/>
-      </w:r>
-      <w:r>
-        <w:rPr>
-          <w:rFonts w:ascii="TH SarabunPSK" w:hAnsi="TH SarabunPSK" w:cs="TH SarabunPSK"/>
-          <w:sz w:val="36"/>
-          <w:szCs w:val="36"/>
-          <w:u w:val="dotted"/>
-        </w:rPr>
-        <w:tab/>
-      </w:r>
-      <w:r>
-        <w:rPr>
-          <w:rFonts w:ascii="TH SarabunPSK" w:hAnsi="TH SarabunPSK" w:cs="TH SarabunPSK"/>
-          <w:sz w:val="36"/>
-          <w:szCs w:val="36"/>
-          <w:u w:val="dotted"/>
-        </w:rPr>
-        <w:tab/>
-      </w:r>
-      <w:r>
-        <w:rPr>
-          <w:rFonts w:ascii="TH SarabunPSK" w:hAnsi="TH SarabunPSK" w:cs="TH SarabunPSK"/>
-          <w:sz w:val="36"/>
-          <w:szCs w:val="36"/>
-          <w:u w:val="dotted"/>
         </w:rPr>
         <w:tab/>
       </w:r>
     </w:p>
     <w:p>
       <w:pPr>
+        <w:tabs>
+          <w:tab w:val="right" w:pos="8789"/>
+        </w:tabs>
+        <w:spacing w:line="480" w:lineRule="auto"/>
+        <w:rPr>
+          <w:rFonts w:ascii="TH SarabunPSK" w:hAnsi="TH SarabunPSK" w:cs="TH SarabunPSK"/>
+          <w:sz w:val="36"/>
+          <w:szCs w:val="36"/>
+          <w:u w:val="dotted"/>
+        </w:rPr>
+      </w:pPr>
+      <w:r>
+        <w:rPr>
+          <w:rFonts w:ascii="TH SarabunPSK" w:hAnsi="TH SarabunPSK" w:cs="TH SarabunPSK"/>
+          <w:sz w:val="36"/>
+          <w:szCs w:val="36"/>
+          <w:u w:val="dotted"/>
+        </w:rPr>
+        <w:t xml:space="preserve">        </w:t>
+      </w:r>
+      <w:r>
+        <w:rPr>
+          <w:rFonts w:ascii="TH SarabunPSK" w:hAnsi="TH SarabunPSK" w:cs="TH SarabunPSK"/>
+          <w:sz w:val="36"/>
+          <w:szCs w:val="36"/>
+          <w:u w:val="dotted"/>
+        </w:rPr>
+        <w:t>{{</w:t>
+      </w:r>
+      <w:proofErr w:type="spellStart"/>
+      <w:r>
+        <w:rPr>
+          <w:rFonts w:ascii="TH SarabunPSK" w:hAnsi="TH SarabunPSK" w:cs="TH SarabunPSK"/>
+          <w:sz w:val="36"/>
+          <w:szCs w:val="36"/>
+          <w:u w:val="dotted"/>
+        </w:rPr>
+        <w:t>event_date</w:t>
+      </w:r>
+      <w:proofErr w:type="spellEnd"/>
+      <w:r>
+        <w:rPr>
+          <w:rFonts w:ascii="TH SarabunPSK" w:hAnsi="TH SarabunPSK" w:cs="TH SarabunPSK"/>
+          <w:sz w:val="36"/>
+          <w:szCs w:val="36"/>
+          <w:u w:val="dotted"/>
+        </w:rPr>
+        <w:t>}}</w:t>
+      </w:r>
+      <w:r>
+        <w:rPr>
+          <w:rFonts w:ascii="TH SarabunPSK" w:hAnsi="TH SarabunPSK" w:cs="TH SarabunPSK"/>
+          <w:sz w:val="36"/>
+          <w:szCs w:val="36"/>
+          <w:u w:val="dotted"/>
+        </w:rPr>
+        <w:tab/>
+      </w:r>
+    </w:p>
+    <w:p>
+      <w:pPr>
+        <w:tabs>
+          <w:tab w:val="right" w:pos="8789"/>
+        </w:tabs>
         <w:spacing w:line="480" w:lineRule="auto"/>
         <w:jc w:val="thaiDistribute"/>
         <w:rPr>
+          <w:rFonts w:ascii="TH SarabunPSK" w:hAnsi="TH SarabunPSK" w:cs="TH SarabunPSK"/>
           <w:sz w:val="36"/>
           <w:szCs w:val="36"/>
           <w:u w:val="dotted"/>
@@ -1578,7 +1218,273 @@
       </w:pPr>
       <w:r>
         <w:rPr>
-          <w:rFonts w:ascii="TH SarabunPSK" w:hAnsi="TH SarabunPSK" w:cs="TH SarabunPSK" w:hint="cs"/>
+          <w:rFonts w:ascii="TH SarabunPSK" w:hAnsi="TH SarabunPSK" w:cs="TH SarabunPSK"/>
+          <w:sz w:val="36"/>
+          <w:szCs w:val="36"/>
+          <w:u w:val="dotted"/>
+        </w:rPr>
+        <w:t xml:space="preserve">        </w:t>
+      </w:r>
+      <w:r>
+        <w:rPr>
+          <w:rFonts w:ascii="TH SarabunPSK" w:hAnsi="TH SarabunPSK" w:cs="TH SarabunPSK"/>
+          <w:sz w:val="36"/>
+          <w:szCs w:val="36"/>
+          <w:u w:val="dotted"/>
+        </w:rPr>
+        <w:t>{{</w:t>
+      </w:r>
+      <w:proofErr w:type="spellStart"/>
+      <w:r>
+        <w:rPr>
+          <w:rFonts w:ascii="TH SarabunPSK" w:hAnsi="TH SarabunPSK" w:cs="TH SarabunPSK"/>
+          <w:sz w:val="36"/>
+          <w:szCs w:val="36"/>
+          <w:u w:val="dotted"/>
+        </w:rPr>
+        <w:t>fact_summary</w:t>
+      </w:r>
+      <w:proofErr w:type="spellEnd"/>
+      <w:r>
+        <w:rPr>
+          <w:rFonts w:ascii="TH SarabunPSK" w:hAnsi="TH SarabunPSK" w:cs="TH SarabunPSK"/>
+          <w:sz w:val="36"/>
+          <w:szCs w:val="36"/>
+          <w:u w:val="dotted"/>
+        </w:rPr>
+        <w:t>}}</w:t>
+      </w:r>
+      <w:r>
+        <w:rPr>
+          <w:rFonts w:ascii="TH SarabunPSK" w:hAnsi="TH SarabunPSK" w:cs="TH SarabunPSK"/>
+          <w:sz w:val="36"/>
+          <w:szCs w:val="36"/>
+          <w:u w:val="dotted"/>
+        </w:rPr>
+        <w:tab/>
+      </w:r>
+    </w:p>
+    <w:p>
+      <w:pPr>
+        <w:tabs>
+          <w:tab w:val="right" w:pos="8789"/>
+        </w:tabs>
+        <w:spacing w:line="480" w:lineRule="auto"/>
+        <w:jc w:val="thaiDistribute"/>
+        <w:rPr>
+          <w:rFonts w:ascii="TH SarabunPSK" w:hAnsi="TH SarabunPSK" w:cs="TH SarabunPSK"/>
+          <w:sz w:val="36"/>
+          <w:szCs w:val="36"/>
+          <w:u w:val="dotted"/>
+        </w:rPr>
+      </w:pPr>
+      <w:r>
+        <w:rPr>
+          <w:rFonts w:ascii="TH SarabunPSK" w:hAnsi="TH SarabunPSK" w:cs="TH SarabunPSK"/>
+          <w:sz w:val="36"/>
+          <w:szCs w:val="36"/>
+          <w:u w:val="dotted"/>
+        </w:rPr>
+        <w:tab/>
+      </w:r>
+    </w:p>
+    <w:p>
+      <w:pPr>
+        <w:tabs>
+          <w:tab w:val="right" w:pos="8789"/>
+        </w:tabs>
+        <w:spacing w:line="480" w:lineRule="auto"/>
+        <w:jc w:val="thaiDistribute"/>
+        <w:rPr>
+          <w:rFonts w:ascii="TH SarabunPSK" w:hAnsi="TH SarabunPSK" w:cs="TH SarabunPSK"/>
+          <w:sz w:val="36"/>
+          <w:szCs w:val="36"/>
+          <w:u w:val="dotted"/>
+        </w:rPr>
+      </w:pPr>
+      <w:r>
+        <w:rPr>
+          <w:rFonts w:ascii="TH SarabunPSK" w:hAnsi="TH SarabunPSK" w:cs="TH SarabunPSK"/>
+          <w:sz w:val="36"/>
+          <w:szCs w:val="36"/>
+          <w:u w:val="dotted"/>
+        </w:rPr>
+        <w:t xml:space="preserve">        </w:t>
+      </w:r>
+      <w:r>
+        <w:rPr>
+          <w:rFonts w:ascii="TH SarabunPSK" w:hAnsi="TH SarabunPSK" w:cs="TH SarabunPSK"/>
+          <w:sz w:val="36"/>
+          <w:szCs w:val="36"/>
+          <w:u w:val="dotted"/>
+        </w:rPr>
+        <w:t>{{</w:t>
+      </w:r>
+      <w:proofErr w:type="spellStart"/>
+      <w:r>
+        <w:rPr>
+          <w:rFonts w:ascii="TH SarabunPSK" w:hAnsi="TH SarabunPSK" w:cs="TH SarabunPSK"/>
+          <w:sz w:val="36"/>
+          <w:szCs w:val="36"/>
+          <w:u w:val="dotted"/>
+        </w:rPr>
+        <w:t>legal_basis</w:t>
+      </w:r>
+      <w:proofErr w:type="spellEnd"/>
+      <w:r>
+        <w:rPr>
+          <w:rFonts w:ascii="TH SarabunPSK" w:hAnsi="TH SarabunPSK" w:cs="TH SarabunPSK"/>
+          <w:sz w:val="36"/>
+          <w:szCs w:val="36"/>
+          <w:u w:val="dotted"/>
+        </w:rPr>
+        <w:t>}}</w:t>
+      </w:r>
+      <w:r>
+        <w:rPr>
+          <w:rFonts w:ascii="TH SarabunPSK" w:hAnsi="TH SarabunPSK" w:cs="TH SarabunPSK"/>
+          <w:sz w:val="36"/>
+          <w:szCs w:val="36"/>
+          <w:u w:val="dotted"/>
+        </w:rPr>
+        <w:tab/>
+      </w:r>
+    </w:p>
+    <w:p>
+      <w:pPr>
+        <w:tabs>
+          <w:tab w:val="right" w:pos="8789"/>
+        </w:tabs>
+        <w:spacing w:line="480" w:lineRule="auto"/>
+        <w:jc w:val="thaiDistribute"/>
+        <w:rPr>
+          <w:rFonts w:ascii="TH SarabunPSK" w:hAnsi="TH SarabunPSK" w:cs="TH SarabunPSK"/>
+          <w:sz w:val="36"/>
+          <w:szCs w:val="36"/>
+          <w:u w:val="dotted"/>
+        </w:rPr>
+      </w:pPr>
+      <w:r>
+        <w:rPr>
+          <w:rFonts w:ascii="TH SarabunPSK" w:hAnsi="TH SarabunPSK" w:cs="TH SarabunPSK"/>
+          <w:sz w:val="36"/>
+          <w:szCs w:val="36"/>
+          <w:u w:val="dotted"/>
+        </w:rPr>
+        <w:tab/>
+      </w:r>
+    </w:p>
+    <w:p>
+      <w:pPr>
+        <w:tabs>
+          <w:tab w:val="right" w:pos="8789"/>
+        </w:tabs>
+        <w:spacing w:line="480" w:lineRule="auto"/>
+        <w:jc w:val="thaiDistribute"/>
+        <w:rPr>
+          <w:rFonts w:ascii="TH SarabunPSK" w:hAnsi="TH SarabunPSK" w:cs="TH SarabunPSK"/>
+          <w:sz w:val="36"/>
+          <w:szCs w:val="36"/>
+          <w:u w:val="dotted"/>
+        </w:rPr>
+      </w:pPr>
+      <w:r>
+        <w:rPr>
+          <w:rFonts w:ascii="TH SarabunPSK" w:hAnsi="TH SarabunPSK" w:cs="TH SarabunPSK"/>
+          <w:sz w:val="36"/>
+          <w:szCs w:val="36"/>
+          <w:u w:val="dotted"/>
+        </w:rPr>
+        <w:lastRenderedPageBreak/>
+        <w:t xml:space="preserve">        </w:t>
+      </w:r>
+      <w:proofErr w:type="gramStart"/>
+      <w:r>
+        <w:rPr>
+          <w:rFonts w:ascii="TH SarabunPSK" w:hAnsi="TH SarabunPSK" w:cs="TH SarabunPSK"/>
+          <w:sz w:val="36"/>
+          <w:szCs w:val="36"/>
+          <w:u w:val="dotted"/>
+        </w:rPr>
+        <w:t xml:space="preserve">{{ </w:t>
+      </w:r>
+      <w:proofErr w:type="spellStart"/>
+      <w:r>
+        <w:rPr>
+          <w:rFonts w:ascii="TH SarabunPSK" w:hAnsi="TH SarabunPSK" w:cs="TH SarabunPSK"/>
+          <w:sz w:val="36"/>
+          <w:szCs w:val="36"/>
+          <w:u w:val="dotted"/>
+        </w:rPr>
+        <w:t>prosecutor</w:t>
+      </w:r>
+      <w:proofErr w:type="gramEnd"/>
+      <w:r>
+        <w:rPr>
+          <w:rFonts w:ascii="TH SarabunPSK" w:hAnsi="TH SarabunPSK" w:cs="TH SarabunPSK"/>
+          <w:sz w:val="36"/>
+          <w:szCs w:val="36"/>
+          <w:u w:val="dotted"/>
+        </w:rPr>
+        <w:t>_</w:t>
+      </w:r>
+      <w:proofErr w:type="gramStart"/>
+      <w:r>
+        <w:rPr>
+          <w:rFonts w:ascii="TH SarabunPSK" w:hAnsi="TH SarabunPSK" w:cs="TH SarabunPSK"/>
+          <w:sz w:val="36"/>
+          <w:szCs w:val="36"/>
+          <w:u w:val="dotted"/>
+        </w:rPr>
+        <w:t>opinion</w:t>
+      </w:r>
+      <w:proofErr w:type="spellEnd"/>
+      <w:r>
+        <w:rPr>
+          <w:rFonts w:ascii="TH SarabunPSK" w:hAnsi="TH SarabunPSK" w:cs="TH SarabunPSK"/>
+          <w:sz w:val="36"/>
+          <w:szCs w:val="36"/>
+          <w:u w:val="dotted"/>
+        </w:rPr>
+        <w:t xml:space="preserve"> }</w:t>
+      </w:r>
+      <w:proofErr w:type="gramEnd"/>
+      <w:r>
+        <w:rPr>
+          <w:rFonts w:ascii="TH SarabunPSK" w:hAnsi="TH SarabunPSK" w:cs="TH SarabunPSK"/>
+          <w:sz w:val="36"/>
+          <w:szCs w:val="36"/>
+          <w:u w:val="dotted"/>
+        </w:rPr>
+        <w:t>}</w:t>
+      </w:r>
+      <w:r>
+        <w:rPr>
+          <w:rFonts w:ascii="TH SarabunPSK" w:hAnsi="TH SarabunPSK" w:cs="TH SarabunPSK"/>
+          <w:sz w:val="36"/>
+          <w:szCs w:val="36"/>
+          <w:u w:val="dotted"/>
+        </w:rPr>
+        <w:tab/>
+      </w:r>
+    </w:p>
+    <w:p>
+      <w:pPr>
+        <w:tabs>
+          <w:tab w:val="right" w:pos="8789"/>
+        </w:tabs>
+        <w:spacing w:line="480" w:lineRule="auto"/>
+        <w:jc w:val="thaiDistribute"/>
+        <w:rPr>
+          <w:rFonts w:ascii="TH SarabunPSK" w:hAnsi="TH SarabunPSK" w:cs="TH SarabunPSK"/>
+          <w:sz w:val="36"/>
+          <w:szCs w:val="36"/>
+          <w:u w:val="dotted"/>
+        </w:rPr>
+      </w:pPr>
+      <w:r>
+        <w:rPr>
+          <w:rFonts w:ascii="TH SarabunPSK" w:hAnsi="TH SarabunPSK" w:cs="TH SarabunPSK"/>
           <w:sz w:val="36"/>
           <w:szCs w:val="36"/>
           <w:u w:val="dotted"/>
@@ -1586,19 +1492,35 @@
         </w:rPr>
         <w:tab/>
       </w:r>
-      <w:r>
-        <w:rPr>
-          <w:rFonts w:ascii="TH SarabunPSK" w:hAnsi="TH SarabunPSK" w:cs="TH SarabunPSK" w:hint="cs"/>
+    </w:p>
+    <w:p>
+      <w:pPr>
+        <w:tabs>
+          <w:tab w:val="right" w:pos="8789"/>
+        </w:tabs>
+        <w:spacing w:line="480" w:lineRule="auto"/>
+        <w:jc w:val="thaiDistribute"/>
+        <w:rPr>
+          <w:rFonts w:ascii="TH SarabunPSK" w:hAnsi="TH SarabunPSK" w:cs="TH SarabunPSK"/>
           <w:sz w:val="36"/>
           <w:szCs w:val="36"/>
           <w:u w:val="dotted"/>
           <w:cs/>
         </w:rPr>
+      </w:pPr>
+      <w:r>
+        <w:rPr>
+          <w:rFonts w:ascii="TH SarabunPSK" w:hAnsi="TH SarabunPSK" w:cs="TH SarabunPSK"/>
+          <w:sz w:val="36"/>
+          <w:szCs w:val="36"/>
+          <w:u w:val="dotted"/>
+          <w:cs/>
+        </w:rPr>
         <w:tab/>
       </w:r>
       <w:r>
         <w:rPr>
-          <w:rFonts w:ascii="TH SarabunPSK" w:hAnsi="TH SarabunPSK" w:cs="TH SarabunPSK" w:hint="cs"/>
+          <w:rFonts w:ascii="TH SarabunPSK" w:hAnsi="TH SarabunPSK" w:cs="TH SarabunPSK"/>
           <w:sz w:val="36"/>
           <w:szCs w:val="36"/>
           <w:u w:val="dotted"/>
@@ -1608,7 +1530,7 @@
       </w:r>
       <w:r>
         <w:rPr>
-          <w:rFonts w:ascii="TH SarabunPSK" w:hAnsi="TH SarabunPSK" w:cs="TH SarabunPSK" w:hint="cs"/>
+          <w:rFonts w:ascii="TH SarabunPSK" w:hAnsi="TH SarabunPSK" w:cs="TH SarabunPSK"/>
           <w:sz w:val="36"/>
           <w:szCs w:val="36"/>
           <w:u w:val="dotted"/>
@@ -1618,7 +1540,7 @@
       </w:r>
       <w:r>
         <w:rPr>
-          <w:rFonts w:ascii="TH SarabunPSK" w:hAnsi="TH SarabunPSK" w:cs="TH SarabunPSK" w:hint="cs"/>
+          <w:rFonts w:ascii="TH SarabunPSK" w:hAnsi="TH SarabunPSK" w:cs="TH SarabunPSK"/>
           <w:sz w:val="36"/>
           <w:szCs w:val="36"/>
           <w:u w:val="dotted"/>
@@ -1628,7 +1550,7 @@
       </w:r>
       <w:r>
         <w:rPr>
-          <w:rFonts w:ascii="TH SarabunPSK" w:hAnsi="TH SarabunPSK" w:cs="TH SarabunPSK" w:hint="cs"/>
+          <w:rFonts w:ascii="TH SarabunPSK" w:hAnsi="TH SarabunPSK" w:cs="TH SarabunPSK"/>
           <w:sz w:val="36"/>
           <w:szCs w:val="36"/>
           <w:u w:val="dotted"/>
@@ -1638,7 +1560,7 @@
       </w:r>
       <w:r>
         <w:rPr>
-          <w:rFonts w:ascii="TH SarabunPSK" w:hAnsi="TH SarabunPSK" w:cs="TH SarabunPSK" w:hint="cs"/>
+          <w:rFonts w:ascii="TH SarabunPSK" w:hAnsi="TH SarabunPSK" w:cs="TH SarabunPSK"/>
           <w:sz w:val="36"/>
           <w:szCs w:val="36"/>
           <w:u w:val="dotted"/>
@@ -1648,7 +1570,7 @@
       </w:r>
       <w:r>
         <w:rPr>
-          <w:rFonts w:ascii="TH SarabunPSK" w:hAnsi="TH SarabunPSK" w:cs="TH SarabunPSK" w:hint="cs"/>
+          <w:rFonts w:ascii="TH SarabunPSK" w:hAnsi="TH SarabunPSK" w:cs="TH SarabunPSK"/>
           <w:sz w:val="36"/>
           <w:szCs w:val="36"/>
           <w:u w:val="dotted"/>
@@ -1658,7 +1580,7 @@
       </w:r>
       <w:r>
         <w:rPr>
-          <w:rFonts w:ascii="TH SarabunPSK" w:hAnsi="TH SarabunPSK" w:cs="TH SarabunPSK" w:hint="cs"/>
+          <w:rFonts w:ascii="TH SarabunPSK" w:hAnsi="TH SarabunPSK" w:cs="TH SarabunPSK"/>
           <w:sz w:val="36"/>
           <w:szCs w:val="36"/>
           <w:u w:val="dotted"/>
@@ -1668,7 +1590,7 @@
       </w:r>
       <w:r>
         <w:rPr>
-          <w:rFonts w:ascii="TH SarabunPSK" w:hAnsi="TH SarabunPSK" w:cs="TH SarabunPSK" w:hint="cs"/>
+          <w:rFonts w:ascii="TH SarabunPSK" w:hAnsi="TH SarabunPSK" w:cs="TH SarabunPSK"/>
           <w:sz w:val="36"/>
           <w:szCs w:val="36"/>
           <w:u w:val="dotted"/>
@@ -1678,7 +1600,7 @@
       </w:r>
       <w:r>
         <w:rPr>
-          <w:rFonts w:ascii="TH SarabunPSK" w:hAnsi="TH SarabunPSK" w:cs="TH SarabunPSK" w:hint="cs"/>
+          <w:rFonts w:ascii="TH SarabunPSK" w:hAnsi="TH SarabunPSK" w:cs="TH SarabunPSK"/>
           <w:sz w:val="36"/>
           <w:szCs w:val="36"/>
           <w:u w:val="dotted"/>
@@ -1688,7 +1610,7 @@
       </w:r>
       <w:r>
         <w:rPr>
-          <w:rFonts w:ascii="TH SarabunPSK" w:hAnsi="TH SarabunPSK" w:cs="TH SarabunPSK" w:hint="cs"/>
+          <w:rFonts w:ascii="TH SarabunPSK" w:hAnsi="TH SarabunPSK" w:cs="TH SarabunPSK"/>
           <w:sz w:val="36"/>
           <w:szCs w:val="36"/>
           <w:u w:val="dotted"/>
@@ -1698,7 +1620,7 @@
       </w:r>
       <w:r>
         <w:rPr>
-          <w:rFonts w:ascii="TH SarabunPSK" w:hAnsi="TH SarabunPSK" w:cs="TH SarabunPSK" w:hint="cs"/>
+          <w:rFonts w:ascii="TH SarabunPSK" w:hAnsi="TH SarabunPSK" w:cs="TH SarabunPSK"/>
           <w:sz w:val="36"/>
           <w:szCs w:val="36"/>
           <w:u w:val="dotted"/>
@@ -1708,17 +1630,18 @@
       </w:r>
       <w:r>
         <w:rPr>
-          <w:rFonts w:ascii="TH SarabunPSK" w:hAnsi="TH SarabunPSK" w:cs="TH SarabunPSK" w:hint="cs"/>
+          <w:rFonts w:ascii="TH SarabunPSK" w:hAnsi="TH SarabunPSK" w:cs="TH SarabunPSK"/>
           <w:sz w:val="36"/>
           <w:szCs w:val="36"/>
           <w:u w:val="dotted"/>
           <w:cs/>
         </w:rPr>
+        <w:lastRenderedPageBreak/>
         <w:tab/>
       </w:r>
       <w:r>
         <w:rPr>
-          <w:rFonts w:ascii="TH SarabunPSK" w:hAnsi="TH SarabunPSK" w:cs="TH SarabunPSK" w:hint="cs"/>
+          <w:rFonts w:ascii="TH SarabunPSK" w:hAnsi="TH SarabunPSK" w:cs="TH SarabunPSK"/>
           <w:sz w:val="36"/>
           <w:szCs w:val="36"/>
           <w:u w:val="dotted"/>
@@ -1728,216 +1651,7 @@
       </w:r>
       <w:r>
         <w:rPr>
-          <w:rFonts w:ascii="TH SarabunPSK" w:hAnsi="TH SarabunPSK" w:cs="TH SarabunPSK" w:hint="cs"/>
-          <w:sz w:val="36"/>
-          <w:szCs w:val="36"/>
-          <w:u w:val="dotted"/>
-          <w:cs/>
-        </w:rPr>
-        <w:tab/>
-      </w:r>
-      <w:r>
-        <w:rPr>
-          <w:rFonts w:ascii="TH SarabunPSK" w:hAnsi="TH SarabunPSK" w:cs="TH SarabunPSK" w:hint="cs"/>
-          <w:sz w:val="36"/>
-          <w:szCs w:val="36"/>
-          <w:u w:val="dotted"/>
-          <w:cs/>
-        </w:rPr>
-        <w:tab/>
-      </w:r>
-      <w:r>
-        <w:rPr>
-          <w:rFonts w:ascii="TH SarabunPSK" w:hAnsi="TH SarabunPSK" w:cs="TH SarabunPSK" w:hint="cs"/>
-          <w:sz w:val="36"/>
-          <w:szCs w:val="36"/>
-          <w:u w:val="dotted"/>
-          <w:cs/>
-        </w:rPr>
-        <w:tab/>
-      </w:r>
-      <w:r>
-        <w:rPr>
-          <w:rFonts w:ascii="TH SarabunPSK" w:hAnsi="TH SarabunPSK" w:cs="TH SarabunPSK" w:hint="cs"/>
-          <w:sz w:val="36"/>
-          <w:szCs w:val="36"/>
-          <w:u w:val="dotted"/>
-          <w:cs/>
-        </w:rPr>
-        <w:tab/>
-      </w:r>
-      <w:r>
-        <w:rPr>
-          <w:rFonts w:ascii="TH SarabunPSK" w:hAnsi="TH SarabunPSK" w:cs="TH SarabunPSK" w:hint="cs"/>
-          <w:sz w:val="36"/>
-          <w:szCs w:val="36"/>
-          <w:u w:val="dotted"/>
-          <w:cs/>
-        </w:rPr>
-        <w:tab/>
-      </w:r>
-      <w:r>
-        <w:rPr>
-          <w:rFonts w:ascii="TH SarabunPSK" w:hAnsi="TH SarabunPSK" w:cs="TH SarabunPSK" w:hint="cs"/>
-          <w:sz w:val="36"/>
-          <w:szCs w:val="36"/>
-          <w:u w:val="dotted"/>
-          <w:cs/>
-        </w:rPr>
-        <w:tab/>
-      </w:r>
-      <w:r>
-        <w:rPr>
-          <w:rFonts w:ascii="TH SarabunPSK" w:hAnsi="TH SarabunPSK" w:cs="TH SarabunPSK" w:hint="cs"/>
-          <w:sz w:val="36"/>
-          <w:szCs w:val="36"/>
-          <w:u w:val="dotted"/>
-          <w:cs/>
-        </w:rPr>
-        <w:tab/>
-      </w:r>
-      <w:r>
-        <w:rPr>
-          <w:rFonts w:ascii="TH SarabunPSK" w:hAnsi="TH SarabunPSK" w:cs="TH SarabunPSK" w:hint="cs"/>
-          <w:sz w:val="36"/>
-          <w:szCs w:val="36"/>
-          <w:u w:val="dotted"/>
-        </w:rPr>
-        <w:t xml:space="preserve"> </w:t>
-      </w:r>
-      <w:r>
-        <w:rPr>
-          <w:rFonts w:ascii="TH SarabunPSK" w:hAnsi="TH SarabunPSK" w:cs="TH SarabunPSK" w:hint="cs"/>
-          <w:sz w:val="36"/>
-          <w:szCs w:val="36"/>
-          <w:u w:val="dotted"/>
-          <w:cs/>
-        </w:rPr>
-        <w:tab/>
-      </w:r>
-      <w:r>
-        <w:rPr>
-          <w:rFonts w:ascii="TH SarabunPSK" w:hAnsi="TH SarabunPSK" w:cs="TH SarabunPSK" w:hint="cs"/>
-          <w:sz w:val="36"/>
-          <w:szCs w:val="36"/>
-          <w:u w:val="dotted"/>
-          <w:cs/>
-        </w:rPr>
-        <w:tab/>
-      </w:r>
-      <w:r>
-        <w:rPr>
-          <w:rFonts w:ascii="TH SarabunPSK" w:hAnsi="TH SarabunPSK" w:cs="TH SarabunPSK" w:hint="cs"/>
-          <w:sz w:val="36"/>
-          <w:szCs w:val="36"/>
-          <w:u w:val="dotted"/>
-          <w:cs/>
-        </w:rPr>
-        <w:tab/>
-      </w:r>
-      <w:r>
-        <w:rPr>
-          <w:rFonts w:ascii="TH SarabunPSK" w:hAnsi="TH SarabunPSK" w:cs="TH SarabunPSK" w:hint="cs"/>
-          <w:sz w:val="36"/>
-          <w:szCs w:val="36"/>
-          <w:u w:val="dotted"/>
-          <w:cs/>
-        </w:rPr>
-        <w:tab/>
-      </w:r>
-      <w:r>
-        <w:rPr>
-          <w:rFonts w:ascii="TH SarabunPSK" w:hAnsi="TH SarabunPSK" w:cs="TH SarabunPSK" w:hint="cs"/>
-          <w:sz w:val="36"/>
-          <w:szCs w:val="36"/>
-          <w:u w:val="dotted"/>
-          <w:cs/>
-        </w:rPr>
-        <w:tab/>
-      </w:r>
-      <w:r>
-        <w:rPr>
-          <w:rFonts w:ascii="TH SarabunPSK" w:hAnsi="TH SarabunPSK" w:cs="TH SarabunPSK" w:hint="cs"/>
-          <w:sz w:val="36"/>
-          <w:szCs w:val="36"/>
-          <w:u w:val="dotted"/>
-          <w:cs/>
-        </w:rPr>
-        <w:tab/>
-      </w:r>
-      <w:r>
-        <w:rPr>
-          <w:rFonts w:ascii="TH SarabunPSK" w:hAnsi="TH SarabunPSK" w:cs="TH SarabunPSK" w:hint="cs"/>
-          <w:sz w:val="36"/>
-          <w:szCs w:val="36"/>
-          <w:u w:val="dotted"/>
-          <w:cs/>
-        </w:rPr>
-        <w:tab/>
-      </w:r>
-      <w:r>
-        <w:rPr>
-          <w:rFonts w:ascii="TH SarabunPSK" w:hAnsi="TH SarabunPSK" w:cs="TH SarabunPSK" w:hint="cs"/>
-          <w:sz w:val="36"/>
-          <w:szCs w:val="36"/>
-          <w:u w:val="dotted"/>
-          <w:cs/>
-        </w:rPr>
-        <w:tab/>
-      </w:r>
-      <w:r>
-        <w:rPr>
-          <w:rFonts w:ascii="TH SarabunPSK" w:hAnsi="TH SarabunPSK" w:cs="TH SarabunPSK" w:hint="cs"/>
-          <w:sz w:val="36"/>
-          <w:szCs w:val="36"/>
-          <w:u w:val="dotted"/>
-          <w:cs/>
-        </w:rPr>
-        <w:tab/>
-      </w:r>
-      <w:r>
-        <w:rPr>
-          <w:rFonts w:ascii="TH SarabunPSK" w:hAnsi="TH SarabunPSK" w:cs="TH SarabunPSK" w:hint="cs"/>
-          <w:sz w:val="36"/>
-          <w:szCs w:val="36"/>
-          <w:u w:val="dotted"/>
-          <w:cs/>
-        </w:rPr>
-        <w:tab/>
-      </w:r>
-      <w:r>
-        <w:rPr>
-          <w:rFonts w:ascii="TH SarabunPSK" w:hAnsi="TH SarabunPSK" w:cs="TH SarabunPSK" w:hint="cs"/>
-          <w:sz w:val="36"/>
-          <w:szCs w:val="36"/>
-          <w:u w:val="dotted"/>
-          <w:cs/>
-        </w:rPr>
-        <w:tab/>
-      </w:r>
-      <w:r>
-        <w:rPr>
-          <w:rFonts w:ascii="TH SarabunPSK" w:hAnsi="TH SarabunPSK" w:cs="TH SarabunPSK" w:hint="cs"/>
-          <w:sz w:val="36"/>
-          <w:szCs w:val="36"/>
-          <w:u w:val="dotted"/>
-          <w:cs/>
-        </w:rPr>
-        <w:tab/>
-      </w:r>
-      <w:r>
-        <w:rPr>
-          <w:rFonts w:ascii="TH SarabunPSK" w:hAnsi="TH SarabunPSK" w:cs="TH SarabunPSK" w:hint="cs"/>
-          <w:sz w:val="36"/>
-          <w:szCs w:val="36"/>
-          <w:u w:val="dotted"/>
-          <w:cs/>
-        </w:rPr>
-        <w:tab/>
-      </w:r>
-      <w:r>
-        <w:rPr>
-          <w:rFonts w:ascii="TH SarabunPSK" w:hAnsi="TH SarabunPSK" w:cs="TH SarabunPSK" w:hint="cs"/>
+          <w:rFonts w:ascii="TH SarabunPSK" w:hAnsi="TH SarabunPSK" w:cs="TH SarabunPSK"/>
           <w:sz w:val="36"/>
           <w:szCs w:val="36"/>
           <w:u w:val="dotted"/>

--- a/app/templates/template.docx
+++ b/app/templates/template.docx
@@ -35,7 +35,7 @@
           <v:shape id="_x0000_s2051" type="#_x0000_t75" style="position:absolute;margin-left:164.35pt;margin-top:-6.45pt;width:78.8pt;height:90pt;z-index:251661312;mso-position-horizontal-relative:text;mso-position-vertical-relative:text" fillcolor="window">
             <v:imagedata r:id="rId6" o:title=""/>
           </v:shape>
-          <o:OLEObject Type="Embed" ProgID="PBrush" ShapeID="_x0000_s2051" DrawAspect="Content" ObjectID="_1837070418" r:id="rId7"/>
+          <o:OLEObject Type="Embed" ProgID="PBrush" ShapeID="_x0000_s2051" DrawAspect="Content" ObjectID="_1838053383" r:id="rId7"/>
         </w:object>
       </w:r>
     </w:p>
@@ -999,14 +999,38 @@
           <w:p>
             <w:pPr>
               <w:rPr>
-                <w:rFonts w:ascii="TH SarabunPSK" w:hAnsi="TH SarabunPSK" w:cs="TH SarabunPSK"/>
-                <w:b/>
-                <w:bCs/>
+                <w:rFonts w:ascii="TH SarabunPSK" w:hAnsi="TH SarabunPSK" w:cs="TH SarabunPSK" w:hint="cs"/>
                 <w:sz w:val="36"/>
                 <w:szCs w:val="36"/>
                 <w:cs/>
               </w:rPr>
             </w:pPr>
+            <w:r>
+              <w:rPr>
+                <w:rFonts w:ascii="TH SarabunPSK" w:hAnsi="TH SarabunPSK" w:cs="TH SarabunPSK"/>
+                <w:sz w:val="36"/>
+                <w:szCs w:val="36"/>
+              </w:rPr>
+              <w:t>{{</w:t>
+            </w:r>
+            <w:proofErr w:type="spellStart"/>
+            <w:r>
+              <w:rPr>
+                <w:rFonts w:ascii="TH SarabunPSK" w:hAnsi="TH SarabunPSK" w:cs="TH SarabunPSK"/>
+                <w:sz w:val="36"/>
+                <w:szCs w:val="36"/>
+              </w:rPr>
+              <w:t>casetype</w:t>
+            </w:r>
+            <w:proofErr w:type="spellEnd"/>
+            <w:r>
+              <w:rPr>
+                <w:rFonts w:ascii="TH SarabunPSK" w:hAnsi="TH SarabunPSK" w:cs="TH SarabunPSK"/>
+                <w:sz w:val="36"/>
+                <w:szCs w:val="36"/>
+              </w:rPr>
+              <w:t>}}</w:t>
+            </w:r>
           </w:p>
         </w:tc>
       </w:tr>
